--- a/reports/r0290.docx
+++ b/reports/r0290.docx
@@ -45,7 +45,7 @@
           <w:color w:val="000000"/>
           <w:sz w:val="21"/>
         </w:rPr>
-        <w:t>■ 大连经济总量在辽宁省稳居第一，人均GDP约—万元、人均经济实力居省内中游，经济增速维持在5.70%左右、总体平稳；固定资产投资最新增速转负（-17.00%），经济动能仍有待修复。【待补充：大连市的行政与战略定位、支柱产业及龙头企业（数据库未覆盖，需人工补充）】</w:t>
+        <w:t>■ 大连作为计划单列市，经济总量在辽宁省稳居第一，人均经济实力居省内中游，经济增速维持在5.70%左右、总体平稳；固定资产投资最新增速转负（-17.00%），经济动能仍有待修复。</w:t>
       </w:r>
     </w:p>
     <w:p>
@@ -75,7 +75,7 @@
           <w:color w:val="000000"/>
           <w:sz w:val="21"/>
         </w:rPr>
-        <w:t>产业结构方面，2025年大连市三次产业结构为5.1:35.5:59.4。【待补充：支柱产业、主要龙头企业、对外贸易等定性描述（数据库未覆盖）】</w:t>
+        <w:t>产业结构方面，2025年大连市三次产业结构为5.1:35.5:59.4，以石化、装备制造、船舶、软件和港口物流为支柱，是东北对外开放门户和计划单列市，聚集大连船舶重工、恒力石化等企业。</w:t>
       </w:r>
     </w:p>
     <w:p>
